--- a/downloads/teacher/05 Materials/Unit 05/Handouts/Handout 05.12 - Price and Spec Sheets and Buyer Cards.docx
+++ b/downloads/teacher/05 Materials/Unit 05/Handouts/Handout 05.12 - Price and Spec Sheets and Buyer Cards.docx
@@ -4059,15 +4059,15 @@
       <w:r>
         <w:t xml:space="preserve">Best answers, with the reasoning that earns full credit:</w:t>
       </w:r>
-      <w:r>
-        <w:t xml:space="preserve"> </w:t>
-      </w:r>
-      <w:r>
-        <w:t xml:space="preserve">-</w:t>
-      </w:r>
-      <w:r>
-        <w:t xml:space="preserve"> </w:t>
-      </w:r>
+    </w:p>
+    <w:p>
+      <w:pPr>
+        <w:numPr>
+          <w:ilvl w:val="0"/>
+          <w:numId w:val="1005"/>
+        </w:numPr>
+        <w:pStyle w:val="Compact"/>
+      </w:pPr>
       <w:r>
         <w:rPr>
           <w:b/>
@@ -4092,15 +4092,15 @@
       <w:r>
         <w:t xml:space="preserve">”</w:t>
       </w:r>
-      <w:r>
-        <w:t xml:space="preserve"> </w:t>
-      </w:r>
-      <w:r>
-        <w:t xml:space="preserve">-</w:t>
-      </w:r>
-      <w:r>
-        <w:t xml:space="preserve"> </w:t>
-      </w:r>
+    </w:p>
+    <w:p>
+      <w:pPr>
+        <w:numPr>
+          <w:ilvl w:val="0"/>
+          <w:numId w:val="1005"/>
+        </w:numPr>
+        <w:pStyle w:val="Compact"/>
+      </w:pPr>
       <w:r>
         <w:rPr>
           <w:b/>
@@ -4113,15 +4113,15 @@
       <w:r>
         <w:t xml:space="preserve">item B for the two youngest ($19.99) plus item A for the 13-year-old ($12.99) totals $32.98 before tax, well under $60, all available today. Accept C for the 13-year-old only if the total stays under $60 (it does: $19.99 plus $44.95 = $64.94, which does not, so this is a good place to make them do the math). Any online item fails the Monday deadline.</w:t>
       </w:r>
-      <w:r>
-        <w:t xml:space="preserve"> </w:t>
-      </w:r>
-      <w:r>
-        <w:t xml:space="preserve">-</w:t>
-      </w:r>
-      <w:r>
-        <w:t xml:space="preserve"> </w:t>
-      </w:r>
+    </w:p>
+    <w:p>
+      <w:pPr>
+        <w:numPr>
+          <w:ilvl w:val="0"/>
+          <w:numId w:val="1005"/>
+        </w:numPr>
+        <w:pStyle w:val="Compact"/>
+      </w:pPr>
       <w:r>
         <w:rPr>
           <w:b/>
@@ -4137,7 +4137,7 @@
     </w:p>
     <w:p>
       <w:pPr>
-        <w:pStyle w:val="BodyText"/>
+        <w:pStyle w:val="FirstParagraph"/>
       </w:pPr>
       <w:r>
         <w:t xml:space="preserve">The hard question for any station recommending G or H:</w:t>
@@ -4471,6 +4471,9 @@
     <w:abstractNumId w:val="991"/>
   </w:num>
   <w:num w:numId="1004">
+    <w:abstractNumId w:val="991"/>
+  </w:num>
+  <w:num w:numId="1005">
     <w:abstractNumId w:val="991"/>
   </w:num>
 </w:numbering>

--- a/downloads/teacher/05 Materials/Unit 05/Handouts/Handout 05.12 - Price and Spec Sheets and Buyer Cards.docx
+++ b/downloads/teacher/05 Materials/Unit 05/Handouts/Handout 05.12 - Price and Spec Sheets and Buyer Cards.docx
@@ -25,7 +25,7 @@
         <w:pStyle w:val="BodyText"/>
       </w:pPr>
       <w:r>
-        <w:t xml:space="preserve">Lesson 5.12, two days. Day 1 is pages 1 and 2. Day 2 is pages 3 to 5. Every price on this handout is a realistic 2026 figure written for class, marked [update], and not a real store’s price today.</w:t>
+        <w:t xml:space="preserve">Lesson 5.12, one day (day 132). Pages 1 and 2, labeled Day 1, are the lesson. Pages 3 to 5, labeled Day 2, are the eight-item task, which the lesson names as the grade 8 stretch and the extension for a longer period. Every price on this handout is a realistic 2026 figure written for class, to be refreshed before teaching, and not a real store’s price today.</w:t>
       </w:r>
     </w:p>
     <w:p>
@@ -529,16 +529,20 @@
         <w:pStyle w:val="BodyText"/>
       </w:pPr>
       <w:r>
-        <w:t xml:space="preserve">My guess at the price of garment ___ : $__________</w:t>
+        <w:t xml:space="preserve">My guess at the price of garment</w:t>
       </w:r>
       <w:r>
         <w:t xml:space="preserve"> </w:t>
       </w:r>
       <w:r>
         <w:rPr>
-          <w:rStyle w:val="TeacherNote"/>
+          <w:i/>
+          <w:b/>
         </w:rPr>
-        <w:t xml:space="preserve">[update]</w:t>
+        <w:t xml:space="preserve">: $</w:t>
+      </w:r>
+      <w:r>
+        <w:t xml:space="preserve">_______</w:t>
       </w:r>
     </w:p>
     <w:p>
@@ -653,15 +657,6 @@
             <w:r>
               <w:t xml:space="preserve">$__________</w:t>
             </w:r>
-            <w:r>
-              <w:t xml:space="preserve"> </w:t>
-            </w:r>
-            <w:r>
-              <w:rPr>
-                <w:rStyle w:val="TeacherNote"/>
-              </w:rPr>
-              <w:t xml:space="preserve">[update]</w:t>
-            </w:r>
           </w:p>
         </w:tc>
       </w:tr>
@@ -855,7 +850,7 @@
         <w:pStyle w:val="FirstParagraph"/>
       </w:pPr>
       <w:r>
-        <w:t xml:space="preserve">All eight are plain pullover hooded sweatshirts unless the notes say otherwise. Prices marked [update].</w:t>
+        <w:t xml:space="preserve">All eight are plain pullover hooded sweatshirts unless the notes say otherwise. Prices to be refreshed before teaching.</w:t>
       </w:r>
     </w:p>
     <w:tbl>
@@ -932,15 +927,6 @@
             <w:r>
               <w:t xml:space="preserve">Price</w:t>
             </w:r>
-            <w:r>
-              <w:t xml:space="preserve"> </w:t>
-            </w:r>
-            <w:r>
-              <w:rPr>
-                <w:rStyle w:val="TeacherNote"/>
-              </w:rPr>
-              <w:t xml:space="preserve">[update]</w:t>
-            </w:r>
           </w:p>
         </w:tc>
         <w:tc>
@@ -957,15 +943,6 @@
             </w:pPr>
             <w:r>
               <w:t xml:space="preserve">Extra cost</w:t>
-            </w:r>
-            <w:r>
-              <w:t xml:space="preserve"> </w:t>
-            </w:r>
-            <w:r>
-              <w:rPr>
-                <w:rStyle w:val="TeacherNote"/>
-              </w:rPr>
-              <w:t xml:space="preserve">[update]</w:t>
             </w:r>
           </w:p>
         </w:tc>
@@ -2436,15 +2413,6 @@
             <w:r>
               <w:t xml:space="preserve">Total my buyer pays</w:t>
             </w:r>
-            <w:r>
-              <w:t xml:space="preserve"> </w:t>
-            </w:r>
-            <w:r>
-              <w:rPr>
-                <w:rStyle w:val="TeacherNote"/>
-              </w:rPr>
-              <w:t xml:space="preserve">[update]</w:t>
-            </w:r>
           </w:p>
         </w:tc>
       </w:tr>
@@ -2684,22 +2652,7 @@
         <w:t xml:space="preserve"> </w:t>
       </w:r>
       <w:r>
-        <w:t xml:space="preserve">she has $50 saved</w:t>
-      </w:r>
-      <w:r>
-        <w:t xml:space="preserve"> </w:t>
-      </w:r>
-      <w:r>
-        <w:rPr>
-          <w:rStyle w:val="TeacherNote"/>
-        </w:rPr>
-        <w:t xml:space="preserve">[update]</w:t>
-      </w:r>
-      <w:r>
-        <w:t xml:space="preserve"> </w:t>
-      </w:r>
-      <w:r>
-        <w:t xml:space="preserve">and she would rather not spend all of it.</w:t>
+        <w:t xml:space="preserve">she has $50 saved and she would rather not spend all of it.</w:t>
       </w:r>
     </w:p>
     <w:p>
@@ -2822,7 +2775,7 @@
         <w:t xml:space="preserve"> </w:t>
       </w:r>
       <w:r>
-        <w:t xml:space="preserve">$60 total for all three [update].</w:t>
+        <w:t xml:space="preserve">$60 total for all three.</w:t>
       </w:r>
     </w:p>
     <w:p>
@@ -2945,7 +2898,7 @@
         <w:t xml:space="preserve"> </w:t>
       </w:r>
       <w:r>
-        <w:t xml:space="preserve">$30 [update].</w:t>
+        <w:t xml:space="preserve">$30.</w:t>
       </w:r>
     </w:p>
     <w:p>
@@ -3104,15 +3057,6 @@
       </w:r>
       <w:r>
         <w:t xml:space="preserve">$__________</w:t>
-      </w:r>
-      <w:r>
-        <w:t xml:space="preserve"> </w:t>
-      </w:r>
-      <w:r>
-        <w:rPr>
-          <w:rStyle w:val="TeacherNote"/>
-        </w:rPr>
-        <w:t xml:space="preserve">[update]</w:t>
       </w:r>
     </w:p>
     <w:p>
@@ -4111,7 +4055,7 @@
         <w:t xml:space="preserve"> </w:t>
       </w:r>
       <w:r>
-        <w:t xml:space="preserve">item B for the two youngest ($19.99) plus item A for the 13-year-old ($12.99) totals $32.98 before tax, well under $60, all available today. Accept C for the 13-year-old only if the total stays under $60 (it does: $19.99 plus $44.95 = $64.94, which does not, so this is a good place to make them do the math). Any online item fails the Monday deadline.</w:t>
+        <w:t xml:space="preserve">item B for the two youngest ($19.99) plus item A for the 13-year-old ($12.99) totals $32.98 before tax, well under $60, all available today. Accept C for the 13-year-old only if the total stays under $60 (it does not: $19.99 plus $44.95 = $64.94, so this is a good place to make them do the math). Any online item fails the Monday deadline.</w:t>
       </w:r>
     </w:p>
     <w:p>
